--- a/Calendario2026/Ejercicios/E10_BGP/10_Configure_and_Verify_eBGP.docx
+++ b/Calendario2026/Ejercicios/E10_BGP/10_Configure_and_Verify_eBGP.docx
@@ -35,6 +35,9 @@
         <w:pStyle w:val="Visual"/>
       </w:pPr>
       <w:r>
+        <w:rPr>
+          <w:noProof/>
+        </w:rPr>
         <w:drawing>
           <wp:inline distT="0" distB="0" distL="0" distR="0" wp14:anchorId="72A8C6A4" wp14:editId="21B1C75F">
             <wp:extent cx="6858000" cy="2025015"/>
@@ -123,21 +126,7 @@
         <w:rPr>
           <w:b w:val="0"/>
         </w:rPr>
-        <w:t xml:space="preserve"> </w:t>
-      </w:r>
-      <w:proofErr w:type="spellStart"/>
-      <w:r>
-        <w:rPr>
-          <w:b w:val="0"/>
-        </w:rPr>
-        <w:t>Border</w:t>
-      </w:r>
-      <w:proofErr w:type="spellEnd"/>
-      <w:r>
-        <w:rPr>
-          <w:b w:val="0"/>
-        </w:rPr>
-        <w:t xml:space="preserve"> Gateway </w:t>
+        <w:t xml:space="preserve"> Border Gateway </w:t>
       </w:r>
       <w:proofErr w:type="spellStart"/>
       <w:r>
@@ -191,327 +180,284 @@
       <w:r>
         <w:t xml:space="preserve">. es una empresa que tiene una asociación con </w:t>
       </w:r>
-      <w:proofErr w:type="spellStart"/>
       <w:r>
         <w:rPr>
           <w:b/>
           <w:bCs/>
         </w:rPr>
-        <w:t>Other</w:t>
+        <w:t>Other Company</w:t>
+      </w:r>
+      <w:r>
+        <w:t xml:space="preserve"> y deben intercambiar rutas. Ambas empresas poseen sus propios sistemas autónomos y utilizarán el ISP como el sistema autónomo (AS, </w:t>
+      </w:r>
+      <w:proofErr w:type="spellStart"/>
+      <w:r>
+        <w:t>autonomous</w:t>
       </w:r>
       <w:proofErr w:type="spellEnd"/>
+      <w:r>
+        <w:t xml:space="preserve"> </w:t>
+      </w:r>
+      <w:proofErr w:type="spellStart"/>
+      <w:r>
+        <w:t>system</w:t>
+      </w:r>
+      <w:proofErr w:type="spellEnd"/>
+      <w:r>
+        <w:t>) de tránsito para llegar a la otra.</w:t>
+      </w:r>
+    </w:p>
+    <w:p>
+      <w:pPr>
+        <w:pStyle w:val="BodyTextL25"/>
+      </w:pPr>
+      <w:r>
+        <w:rPr>
+          <w:b/>
+        </w:rPr>
+        <w:t>Nota</w:t>
+      </w:r>
+      <w:r>
+        <w:t xml:space="preserve">: Solo las empresas con redes muy grandes pueden costear un sistema autónomo propio. </w:t>
+      </w:r>
+    </w:p>
+    <w:p>
+      <w:pPr>
+        <w:pStyle w:val="StepHead"/>
+      </w:pPr>
+      <w:r>
+        <w:t>Habilite direccionamiento dinámico en equipos terminales de la red ACME</w:t>
+      </w:r>
+    </w:p>
+    <w:p>
+      <w:pPr>
+        <w:pStyle w:val="BodyTextL25"/>
+      </w:pPr>
+      <w:r>
+        <w:t>Habilite Laptop1, Laptop0 y PC0 para que obtengan direccionamiento dinámico.</w:t>
+      </w:r>
+    </w:p>
+    <w:p>
+      <w:pPr>
+        <w:pStyle w:val="StepHead"/>
+      </w:pPr>
+      <w:r>
+        <w:t xml:space="preserve">Configurar el protocolo </w:t>
+      </w:r>
+      <w:proofErr w:type="spellStart"/>
+      <w:r>
+        <w:t>eBGP</w:t>
+      </w:r>
+      <w:proofErr w:type="spellEnd"/>
+      <w:r>
+        <w:t xml:space="preserve"> en ACME Inc.</w:t>
+      </w:r>
+    </w:p>
+    <w:p>
+      <w:pPr>
+        <w:pStyle w:val="BodyTextL25"/>
+        <w:jc w:val="both"/>
+      </w:pPr>
       <w:r>
         <w:rPr>
           <w:b/>
           <w:bCs/>
         </w:rPr>
-        <w:t xml:space="preserve"> Company</w:t>
-      </w:r>
-      <w:r>
-        <w:t xml:space="preserve"> y deben intercambiar rutas. Ambas empresas poseen sus propios sistemas autónomos y utilizarán el ISP como el sistema autónomo (AS, </w:t>
+        <w:t>ACME Inc.</w:t>
+      </w:r>
+      <w:r>
+        <w:t xml:space="preserve"> contrató a un </w:t>
+      </w:r>
+      <w:r>
+        <w:rPr>
+          <w:b/>
+          <w:bCs/>
+        </w:rPr>
+        <w:t>ISP</w:t>
+      </w:r>
+      <w:r>
+        <w:t xml:space="preserve"> para conectarse a una empresa </w:t>
       </w:r>
       <w:proofErr w:type="spellStart"/>
       <w:r>
-        <w:t>autonomous</w:t>
+        <w:rPr>
+          <w:b/>
+          <w:bCs/>
+        </w:rPr>
+        <w:t>partner</w:t>
       </w:r>
       <w:proofErr w:type="spellEnd"/>
       <w:r>
-        <w:t xml:space="preserve"> </w:t>
+        <w:t xml:space="preserve"> llamada </w:t>
+      </w:r>
+      <w:r>
+        <w:rPr>
+          <w:b/>
+          <w:bCs/>
+        </w:rPr>
+        <w:t>Other Company</w:t>
+      </w:r>
+      <w:r>
+        <w:t xml:space="preserve">. El ISP estableció el alcance de la red dentro de su red y a Other Company. Usted debe conectar ACME al ISP de modo que ACME y Other Company puedan comunicarse. Debido a que el ISP utiliza el protocolo BGP como protocolo de </w:t>
+      </w:r>
+      <w:r>
+        <w:t>ruteo</w:t>
+      </w:r>
+      <w:r>
+        <w:t xml:space="preserve">, debe configurar ACME1, el </w:t>
       </w:r>
       <w:proofErr w:type="spellStart"/>
       <w:r>
-        <w:t>system</w:t>
+        <w:t>router</w:t>
       </w:r>
       <w:proofErr w:type="spellEnd"/>
       <w:r>
-        <w:t>) de tránsito para llegar a la otra.</w:t>
+        <w:t xml:space="preserve"> frontera de ACME, para establecer una conexión de vecinos BGP con ISP1, el </w:t>
+      </w:r>
+      <w:proofErr w:type="spellStart"/>
+      <w:r>
+        <w:t>router</w:t>
+      </w:r>
+      <w:proofErr w:type="spellEnd"/>
+      <w:r>
+        <w:t xml:space="preserve"> frontera del ISP que interactúa con ACME.</w:t>
       </w:r>
     </w:p>
     <w:p>
       <w:pPr>
         <w:pStyle w:val="BodyTextL25"/>
+        <w:jc w:val="both"/>
       </w:pPr>
       <w:r>
         <w:rPr>
           <w:b/>
-        </w:rPr>
-        <w:t>Nota</w:t>
-      </w:r>
-      <w:r>
-        <w:t xml:space="preserve">: Solo las empresas con redes muy grandes pueden costear un sistema autónomo propio. </w:t>
+          <w:bCs/>
+        </w:rPr>
+        <w:t>NOTA:</w:t>
+      </w:r>
+      <w:r>
+        <w:t xml:space="preserve"> </w:t>
+      </w:r>
+      <w:r>
+        <w:t xml:space="preserve">Con </w:t>
+      </w:r>
+      <w:r>
+        <w:t xml:space="preserve">empresa </w:t>
+      </w:r>
+      <w:proofErr w:type="spellStart"/>
+      <w:r>
+        <w:rPr>
+          <w:b/>
+          <w:bCs/>
+        </w:rPr>
+        <w:t>partner</w:t>
+      </w:r>
+      <w:proofErr w:type="spellEnd"/>
+      <w:r>
+        <w:t xml:space="preserve"> nos referimos a la relación que se establece entre dos empresas para obtener un mutuo beneficio. Habitualmente hay una empresa que es el proveedor y otra que actúa como comercializadora de los servicios/productos que ofrece el proveedor. Ambos son </w:t>
+      </w:r>
+      <w:proofErr w:type="spellStart"/>
+      <w:r>
+        <w:rPr>
+          <w:b/>
+          <w:bCs/>
+        </w:rPr>
+        <w:t>partner</w:t>
+      </w:r>
+      <w:proofErr w:type="spellEnd"/>
+      <w:r>
+        <w:t xml:space="preserve"> de una misma relación aunque con diferente estatus.</w:t>
       </w:r>
     </w:p>
     <w:p>
       <w:pPr>
-        <w:pStyle w:val="StepHead"/>
-      </w:pPr>
-      <w:r>
-        <w:t>Habilite direccionamiento dinámico en equipos terminales de la red ACME</w:t>
+        <w:pStyle w:val="SubStepAlpha"/>
+        <w:jc w:val="both"/>
+      </w:pPr>
+      <w:r>
+        <w:t xml:space="preserve">Compruebe que el </w:t>
+      </w:r>
+      <w:r>
+        <w:rPr>
+          <w:b/>
+          <w:bCs/>
+        </w:rPr>
+        <w:t>ISP</w:t>
+      </w:r>
+      <w:r>
+        <w:rPr>
+          <w:b/>
+          <w:bCs/>
+        </w:rPr>
+        <w:t>1</w:t>
+      </w:r>
+      <w:r>
+        <w:t xml:space="preserve"> haya proporcionado el alcance de IP a través de su red emitiendo un comando ping a </w:t>
+      </w:r>
+      <w:r>
+        <w:rPr>
+          <w:b/>
+          <w:bCs/>
+        </w:rPr>
+        <w:t>1.1.1.9</w:t>
+      </w:r>
+      <w:r>
+        <w:t xml:space="preserve">, la dirección IP asignada a la interfaz </w:t>
+      </w:r>
+      <w:r>
+        <w:rPr>
+          <w:b/>
+          <w:bCs/>
+        </w:rPr>
+        <w:t xml:space="preserve">serial 0/0/0 </w:t>
+      </w:r>
+      <w:r>
+        <w:t xml:space="preserve">de </w:t>
+      </w:r>
+      <w:r>
+        <w:rPr>
+          <w:b/>
+          <w:bCs/>
+        </w:rPr>
+        <w:t>ISP2</w:t>
+      </w:r>
+      <w:r>
+        <w:t>.</w:t>
       </w:r>
     </w:p>
     <w:p>
       <w:pPr>
-        <w:pStyle w:val="BodyTextL25"/>
-      </w:pPr>
-      <w:r>
-        <w:t>Habilite Laptop1, Laptop0 y PC0 para que obtengan direccionamiento dinámico.</w:t>
-      </w:r>
-    </w:p>
-    <w:p>
-      <w:pPr>
-        <w:pStyle w:val="StepHead"/>
-      </w:pPr>
-      <w:r>
-        <w:t xml:space="preserve">Configurar el protocolo </w:t>
-      </w:r>
-      <w:proofErr w:type="spellStart"/>
-      <w:r>
-        <w:t>eBGP</w:t>
-      </w:r>
-      <w:proofErr w:type="spellEnd"/>
-      <w:r>
-        <w:t xml:space="preserve"> en ACME Inc.</w:t>
-      </w:r>
-    </w:p>
-    <w:p>
-      <w:pPr>
-        <w:pStyle w:val="BodyTextL25"/>
-        <w:jc w:val="both"/>
-      </w:pPr>
+        <w:pStyle w:val="SubStepAlpha"/>
+      </w:pPr>
+      <w:r>
+        <w:t xml:space="preserve">Desde cualquier dispositivo dentro de la red de </w:t>
+      </w:r>
       <w:r>
         <w:rPr>
           <w:b/>
           <w:bCs/>
         </w:rPr>
-        <w:t>ACME Inc.</w:t>
-      </w:r>
-      <w:r>
-        <w:t xml:space="preserve"> contrató a un </w:t>
+        <w:t>ACME</w:t>
+      </w:r>
+      <w:r>
+        <w:t xml:space="preserve">, emita un comando ping al servidor </w:t>
       </w:r>
       <w:r>
         <w:rPr>
           <w:b/>
           <w:bCs/>
         </w:rPr>
-        <w:t>ISP</w:t>
-      </w:r>
-      <w:r>
-        <w:t xml:space="preserve"> para conectarse a una empresa </w:t>
-      </w:r>
-      <w:proofErr w:type="spellStart"/>
+        <w:t>172.16.10.2</w:t>
+      </w:r>
+      <w:r>
+        <w:t xml:space="preserve"> de </w:t>
+      </w:r>
       <w:r>
         <w:rPr>
           <w:b/>
           <w:bCs/>
         </w:rPr>
-        <w:t>partner</w:t>
-      </w:r>
-      <w:proofErr w:type="spellEnd"/>
-      <w:r>
-        <w:t xml:space="preserve"> llamada </w:t>
-      </w:r>
-      <w:proofErr w:type="spellStart"/>
-      <w:r>
-        <w:rPr>
-          <w:b/>
-          <w:bCs/>
-        </w:rPr>
-        <w:t>Other</w:t>
-      </w:r>
-      <w:proofErr w:type="spellEnd"/>
-      <w:r>
-        <w:rPr>
-          <w:b/>
-          <w:bCs/>
-        </w:rPr>
-        <w:t xml:space="preserve"> Company</w:t>
-      </w:r>
-      <w:r>
-        <w:t xml:space="preserve">. El ISP estableció el alcance de la red dentro de su red y a </w:t>
-      </w:r>
-      <w:proofErr w:type="spellStart"/>
-      <w:r>
-        <w:t>Other</w:t>
-      </w:r>
-      <w:proofErr w:type="spellEnd"/>
-      <w:r>
-        <w:t xml:space="preserve"> Company. Usted debe conectar ACME al ISP de modo que ACME y </w:t>
-      </w:r>
-      <w:proofErr w:type="spellStart"/>
-      <w:r>
-        <w:t>Other</w:t>
-      </w:r>
-      <w:proofErr w:type="spellEnd"/>
-      <w:r>
-        <w:t xml:space="preserve"> Company puedan comunicarse. Debido a que el ISP utiliza el protocolo BGP como protocolo de </w:t>
-      </w:r>
-      <w:r>
-        <w:t>ruteo</w:t>
-      </w:r>
-      <w:r>
-        <w:t xml:space="preserve">, debe configurar ACME1, el </w:t>
-      </w:r>
-      <w:proofErr w:type="spellStart"/>
-      <w:r>
-        <w:t>router</w:t>
-      </w:r>
-      <w:proofErr w:type="spellEnd"/>
-      <w:r>
-        <w:t xml:space="preserve"> frontera de ACME, para establecer una conexión de vecinos BGP con ISP1, el </w:t>
-      </w:r>
-      <w:proofErr w:type="spellStart"/>
-      <w:r>
-        <w:t>router</w:t>
-      </w:r>
-      <w:proofErr w:type="spellEnd"/>
-      <w:r>
-        <w:t xml:space="preserve"> frontera del ISP que interactúa con ACME.</w:t>
-      </w:r>
-    </w:p>
-    <w:p>
-      <w:pPr>
-        <w:pStyle w:val="BodyTextL25"/>
-        <w:jc w:val="both"/>
-      </w:pPr>
-      <w:r>
-        <w:rPr>
-          <w:b/>
-          <w:bCs/>
-        </w:rPr>
-        <w:t>NOTA:</w:t>
-      </w:r>
-      <w:r>
-        <w:t xml:space="preserve"> </w:t>
-      </w:r>
-      <w:r>
-        <w:t xml:space="preserve">Con </w:t>
-      </w:r>
-      <w:r>
-        <w:t xml:space="preserve">empresa </w:t>
-      </w:r>
-      <w:proofErr w:type="spellStart"/>
-      <w:r>
-        <w:rPr>
-          <w:b/>
-          <w:bCs/>
-        </w:rPr>
-        <w:t>partner</w:t>
-      </w:r>
-      <w:proofErr w:type="spellEnd"/>
-      <w:r>
-        <w:t xml:space="preserve"> nos referimos a la relación que se establece entre dos empresas para obtener un mutuo beneficio. Habitualmente hay una empresa que es el proveedor y otra que actúa como comercializadora de los servicios/productos que ofrece el proveedor. Ambos son </w:t>
-      </w:r>
-      <w:proofErr w:type="spellStart"/>
-      <w:r>
-        <w:rPr>
-          <w:b/>
-          <w:bCs/>
-        </w:rPr>
-        <w:t>partner</w:t>
-      </w:r>
-      <w:proofErr w:type="spellEnd"/>
-      <w:r>
-        <w:t xml:space="preserve"> de una misma relación aunque con diferente estatus.</w:t>
-      </w:r>
-    </w:p>
-    <w:p>
-      <w:pPr>
-        <w:pStyle w:val="SubStepAlpha"/>
-        <w:jc w:val="both"/>
-      </w:pPr>
-      <w:r>
-        <w:t xml:space="preserve">Compruebe que el </w:t>
-      </w:r>
-      <w:r>
-        <w:rPr>
-          <w:b/>
-          <w:bCs/>
-        </w:rPr>
-        <w:t>ISP</w:t>
-      </w:r>
-      <w:r>
-        <w:rPr>
-          <w:b/>
-          <w:bCs/>
-        </w:rPr>
-        <w:t>1</w:t>
-      </w:r>
-      <w:r>
-        <w:t xml:space="preserve"> haya proporcionado el alcance de IP a través de su red emitiendo un comando ping a </w:t>
-      </w:r>
-      <w:r>
-        <w:rPr>
-          <w:b/>
-          <w:bCs/>
-        </w:rPr>
-        <w:t>1.1.1.9</w:t>
-      </w:r>
-      <w:r>
-        <w:t xml:space="preserve">, la dirección IP asignada a la interfaz </w:t>
-      </w:r>
-      <w:r>
-        <w:rPr>
-          <w:b/>
-          <w:bCs/>
-        </w:rPr>
-        <w:t xml:space="preserve">serial 0/0/0 </w:t>
-      </w:r>
-      <w:r>
-        <w:t xml:space="preserve">de </w:t>
-      </w:r>
-      <w:r>
-        <w:rPr>
-          <w:b/>
-          <w:bCs/>
-        </w:rPr>
-        <w:t>ISP2</w:t>
-      </w:r>
-      <w:r>
-        <w:t>.</w:t>
-      </w:r>
-    </w:p>
-    <w:p>
-      <w:pPr>
-        <w:pStyle w:val="SubStepAlpha"/>
-      </w:pPr>
-      <w:r>
-        <w:t xml:space="preserve">Desde cualquier dispositivo dentro de la red de </w:t>
-      </w:r>
-      <w:r>
-        <w:rPr>
-          <w:b/>
-          <w:bCs/>
-        </w:rPr>
-        <w:t>ACME</w:t>
-      </w:r>
-      <w:r>
-        <w:t xml:space="preserve">, emita un comando ping al servidor </w:t>
-      </w:r>
-      <w:r>
-        <w:rPr>
-          <w:b/>
-          <w:bCs/>
-        </w:rPr>
-        <w:t>172.16.10.2</w:t>
-      </w:r>
-      <w:r>
-        <w:t xml:space="preserve"> de </w:t>
-      </w:r>
-      <w:proofErr w:type="spellStart"/>
-      <w:r>
-        <w:rPr>
-          <w:b/>
-          <w:bCs/>
-        </w:rPr>
-        <w:t>Other</w:t>
-      </w:r>
-      <w:proofErr w:type="spellEnd"/>
-      <w:r>
-        <w:rPr>
-          <w:b/>
-          <w:bCs/>
-        </w:rPr>
-        <w:t xml:space="preserve"> Company</w:t>
+        <w:t>Other Company</w:t>
       </w:r>
       <w:r>
         <w:t xml:space="preserve">. Los comandos ping deberían fallar porque no se ha configurado ningún </w:t>
@@ -650,21 +596,12 @@
       <w:r>
         <w:t xml:space="preserve">Desde cualquier dispositivo dentro de la red de ACME, vuelva a emitir un comando ping al servidor interno de </w:t>
       </w:r>
-      <w:proofErr w:type="spellStart"/>
       <w:r>
         <w:rPr>
           <w:b/>
           <w:bCs/>
         </w:rPr>
-        <w:t>Other</w:t>
-      </w:r>
-      <w:proofErr w:type="spellEnd"/>
-      <w:r>
-        <w:rPr>
-          <w:b/>
-          <w:bCs/>
-        </w:rPr>
-        <w:t xml:space="preserve"> Company</w:t>
+        <w:t>Other Company</w:t>
       </w:r>
       <w:r>
         <w:rPr>
@@ -706,15 +643,7 @@
       </w:r>
       <w:proofErr w:type="spellEnd"/>
       <w:r>
-        <w:t xml:space="preserve"> en </w:t>
-      </w:r>
-      <w:proofErr w:type="spellStart"/>
-      <w:r>
-        <w:t>Other</w:t>
-      </w:r>
-      <w:proofErr w:type="spellEnd"/>
-      <w:r>
-        <w:t xml:space="preserve"> Company Inc.</w:t>
+        <w:t xml:space="preserve"> en Other Company Inc.</w:t>
       </w:r>
     </w:p>
     <w:p>
@@ -725,21 +654,12 @@
       <w:r>
         <w:t xml:space="preserve">El administrador de redes de </w:t>
       </w:r>
-      <w:proofErr w:type="spellStart"/>
       <w:r>
         <w:rPr>
           <w:b/>
           <w:bCs/>
         </w:rPr>
-        <w:t>Other</w:t>
-      </w:r>
-      <w:proofErr w:type="spellEnd"/>
-      <w:r>
-        <w:rPr>
-          <w:b/>
-          <w:bCs/>
-        </w:rPr>
-        <w:t xml:space="preserve"> Company</w:t>
+        <w:t>Other Company</w:t>
       </w:r>
       <w:r>
         <w:t xml:space="preserve"> no está familiarizado con el protocolo BGP y no pudo configurar su lado del enlace. Usted también debe configurar su extremo de la conexión.</w:t>
@@ -800,29 +720,13 @@
         <w:t>2</w:t>
       </w:r>
       <w:r>
-        <w:t xml:space="preserve"> que interactúa con OtherCo1. </w:t>
-      </w:r>
-      <w:proofErr w:type="spellStart"/>
-      <w:r>
-        <w:t>Other</w:t>
-      </w:r>
-      <w:proofErr w:type="spellEnd"/>
-      <w:r>
-        <w:t xml:space="preserve"> Company está en el AS 65002, mientras que el ISP</w:t>
+        <w:t xml:space="preserve"> que interactúa con OtherCo1. Other Company está en el AS 65002, mientras que el ISP</w:t>
       </w:r>
       <w:r>
         <w:t>2</w:t>
       </w:r>
       <w:r>
-        <w:t xml:space="preserve"> está en el AS 65003. Utilice 1.1.1.9 como la dirección IP de vecino de ISP2 y asegúrese de agregar la red interna 172.16.10.0/24 de </w:t>
-      </w:r>
-      <w:proofErr w:type="spellStart"/>
-      <w:r>
-        <w:t>Other</w:t>
-      </w:r>
-      <w:proofErr w:type="spellEnd"/>
-      <w:r>
-        <w:t xml:space="preserve"> Company al protocolo BGP.</w:t>
+        <w:t xml:space="preserve"> está en el AS 65003. Utilice 1.1.1.9 como la dirección IP de vecino de ISP2 y asegúrese de agregar la red interna 172.16.10.0/24 de Other Company al protocolo BGP.</w:t>
       </w:r>
     </w:p>
     <w:p>
@@ -980,15 +884,7 @@
         <w:t xml:space="preserve">uteo </w:t>
       </w:r>
       <w:r>
-        <w:t xml:space="preserve">en ACME1 y OtherCo1. ACME1 debe tener rutas conocidas sobre la ruta 172.16.10.0/24 de </w:t>
-      </w:r>
-      <w:proofErr w:type="spellStart"/>
-      <w:r>
-        <w:t>Other</w:t>
-      </w:r>
-      <w:proofErr w:type="spellEnd"/>
-      <w:r>
-        <w:t xml:space="preserve"> Company. Del mismo modo, OtherCo1 ahora debe conocer la ruta 192.168.0.0/24 de ACME.</w:t>
+        <w:t>en ACME1 y OtherCo1. ACME1 debe tener rutas conocidas sobre la ruta 172.16.10.0/24 de Other Company. Del mismo modo, OtherCo1 ahora debe conocer la ruta 192.168.0.0/24 de ACME.</w:t>
       </w:r>
     </w:p>
     <w:p>
@@ -1001,15 +897,7 @@
         </w:rPr>
       </w:pPr>
       <w:r>
-        <w:t xml:space="preserve">Abra un navegador web en cualquier terminal de ACME Inc. y diríjase al servidor de </w:t>
-      </w:r>
-      <w:proofErr w:type="spellStart"/>
-      <w:r>
-        <w:t>Other</w:t>
-      </w:r>
-      <w:proofErr w:type="spellEnd"/>
-      <w:r>
-        <w:t xml:space="preserve"> Company introduciendo su dirección IP </w:t>
+        <w:t xml:space="preserve">Abra un navegador web en cualquier terminal de ACME Inc. y diríjase al servidor de Other Company introduciendo su dirección IP </w:t>
       </w:r>
       <w:r>
         <w:rPr>
@@ -1029,15 +917,7 @@
         </w:rPr>
       </w:pPr>
       <w:r>
-        <w:t xml:space="preserve">Desde cualquier dispositivo de ACME Inc., emita un comando ping al servidor de </w:t>
-      </w:r>
-      <w:proofErr w:type="spellStart"/>
-      <w:r>
-        <w:t>Other</w:t>
-      </w:r>
-      <w:proofErr w:type="spellEnd"/>
-      <w:r>
-        <w:t xml:space="preserve"> Company en </w:t>
+        <w:t xml:space="preserve">Desde cualquier dispositivo de ACME Inc., emita un comando ping al servidor de Other Company en </w:t>
       </w:r>
       <w:r>
         <w:rPr>
@@ -2187,7 +2067,7 @@
 <w:ftr xmlns:wpc="http://schemas.microsoft.com/office/word/2010/wordprocessingCanvas" xmlns:cx="http://schemas.microsoft.com/office/drawing/2014/chartex" xmlns:cx1="http://schemas.microsoft.com/office/drawing/2015/9/8/chartex" xmlns:cx2="http://schemas.microsoft.com/office/drawing/2015/10/21/chartex" xmlns:cx3="http://schemas.microsoft.com/office/drawing/2016/5/9/chartex" xmlns:cx4="http://schemas.microsoft.com/office/drawing/2016/5/10/chartex" xmlns:cx5="http://schemas.microsoft.com/office/drawing/2016/5/11/chartex" xmlns:cx6="http://schemas.microsoft.com/office/drawing/2016/5/12/chartex" xmlns:cx7="http://schemas.microsoft.com/office/drawing/2016/5/13/chartex" xmlns:cx8="http://schemas.microsoft.com/office/drawing/2016/5/14/chartex" xmlns:mc="http://schemas.openxmlformats.org/markup-compatibility/2006" xmlns:aink="http://schemas.microsoft.com/office/drawing/2016/ink" xmlns:am3d="http://schemas.microsoft.com/office/drawing/2017/model3d" xmlns:o="urn:schemas-microsoft-com:office:office" xmlns:oel="http://schemas.microsoft.com/office/2019/extlst" xmlns:r="http://schemas.openxmlformats.org/officeDocument/2006/relationships" xmlns:m="http://schemas.openxmlformats.org/officeDocument/2006/math" xmlns:v="urn:schemas-microsoft-com:vml" xmlns:wp14="http://schemas.microsoft.com/office/word/2010/wordprocessingDrawing" xmlns:wp="http://schemas.openxmlformats.org/drawingml/2006/wordprocessingDrawing" xmlns:w10="urn:schemas-microsoft-com:office:word" xmlns:w="http://schemas.openxmlformats.org/wordprocessingml/2006/main" xmlns:w14="http://schemas.microsoft.com/office/word/2010/wordml" xmlns:w15="http://schemas.microsoft.com/office/word/2012/wordml" xmlns:w16cex="http://schemas.microsoft.com/office/word/2018/wordml/cex" xmlns:w16cid="http://schemas.microsoft.com/office/word/2016/wordml/cid" xmlns:w16="http://schemas.microsoft.com/office/word/2018/wordml" xmlns:w16du="http://schemas.microsoft.com/office/word/2023/wordml/word16du" xmlns:w16sdtdh="http://schemas.microsoft.com/office/word/2020/wordml/sdtdatahash" xmlns:w16sdtfl="http://schemas.microsoft.com/office/word/2024/wordml/sdtformatlock" xmlns:w16se="http://schemas.microsoft.com/office/word/2015/wordml/symex" xmlns:wpg="http://schemas.microsoft.com/office/word/2010/wordprocessingGroup" xmlns:wpi="http://schemas.microsoft.com/office/word/2010/wordprocessingInk" xmlns:wne="http://schemas.microsoft.com/office/word/2006/wordml" xmlns:wps="http://schemas.microsoft.com/office/word/2010/wordprocessingShape" mc:Ignorable="w14 w15 w16se w16cid w16 w16cex w16sdtdh w16sdtfl w16du wp14">
   <w:p>
     <w:pPr>
-      <w:pStyle w:val="Footer"/>
+      <w:pStyle w:val="Piedepgina"/>
       <w:rPr>
         <w:szCs w:val="16"/>
       </w:rPr>
@@ -2208,7 +2088,7 @@
       <w:rPr>
         <w:noProof/>
       </w:rPr>
-      <w:t>2025</w:t>
+      <w:t>2026</w:t>
     </w:r>
     <w:r>
       <w:fldChar w:fldCharType="end"/>
@@ -2303,7 +2183,7 @@
 <w:ftr xmlns:wpc="http://schemas.microsoft.com/office/word/2010/wordprocessingCanvas" xmlns:cx="http://schemas.microsoft.com/office/drawing/2014/chartex" xmlns:cx1="http://schemas.microsoft.com/office/drawing/2015/9/8/chartex" xmlns:cx2="http://schemas.microsoft.com/office/drawing/2015/10/21/chartex" xmlns:cx3="http://schemas.microsoft.com/office/drawing/2016/5/9/chartex" xmlns:cx4="http://schemas.microsoft.com/office/drawing/2016/5/10/chartex" xmlns:cx5="http://schemas.microsoft.com/office/drawing/2016/5/11/chartex" xmlns:cx6="http://schemas.microsoft.com/office/drawing/2016/5/12/chartex" xmlns:cx7="http://schemas.microsoft.com/office/drawing/2016/5/13/chartex" xmlns:cx8="http://schemas.microsoft.com/office/drawing/2016/5/14/chartex" xmlns:mc="http://schemas.openxmlformats.org/markup-compatibility/2006" xmlns:aink="http://schemas.microsoft.com/office/drawing/2016/ink" xmlns:am3d="http://schemas.microsoft.com/office/drawing/2017/model3d" xmlns:o="urn:schemas-microsoft-com:office:office" xmlns:oel="http://schemas.microsoft.com/office/2019/extlst" xmlns:r="http://schemas.openxmlformats.org/officeDocument/2006/relationships" xmlns:m="http://schemas.openxmlformats.org/officeDocument/2006/math" xmlns:v="urn:schemas-microsoft-com:vml" xmlns:wp14="http://schemas.microsoft.com/office/word/2010/wordprocessingDrawing" xmlns:wp="http://schemas.openxmlformats.org/drawingml/2006/wordprocessingDrawing" xmlns:w10="urn:schemas-microsoft-com:office:word" xmlns:w="http://schemas.openxmlformats.org/wordprocessingml/2006/main" xmlns:w14="http://schemas.microsoft.com/office/word/2010/wordml" xmlns:w15="http://schemas.microsoft.com/office/word/2012/wordml" xmlns:w16cex="http://schemas.microsoft.com/office/word/2018/wordml/cex" xmlns:w16cid="http://schemas.microsoft.com/office/word/2016/wordml/cid" xmlns:w16="http://schemas.microsoft.com/office/word/2018/wordml" xmlns:w16du="http://schemas.microsoft.com/office/word/2023/wordml/word16du" xmlns:w16sdtdh="http://schemas.microsoft.com/office/word/2020/wordml/sdtdatahash" xmlns:w16sdtfl="http://schemas.microsoft.com/office/word/2024/wordml/sdtformatlock" xmlns:w16se="http://schemas.microsoft.com/office/word/2015/wordml/symex" xmlns:wpg="http://schemas.microsoft.com/office/word/2010/wordprocessingGroup" xmlns:wpi="http://schemas.microsoft.com/office/word/2010/wordprocessingInk" xmlns:wne="http://schemas.microsoft.com/office/word/2006/wordml" xmlns:wps="http://schemas.microsoft.com/office/word/2010/wordprocessingShape" mc:Ignorable="w14 w15 w16se w16cid w16 w16cex w16sdtdh w16sdtfl w16du wp14">
   <w:p>
     <w:pPr>
-      <w:pStyle w:val="Footer"/>
+      <w:pStyle w:val="Piedepgina"/>
       <w:rPr>
         <w:szCs w:val="16"/>
       </w:rPr>
@@ -2324,7 +2204,7 @@
       <w:rPr>
         <w:noProof/>
       </w:rPr>
-      <w:t>2025</w:t>
+      <w:t>2026</w:t>
     </w:r>
     <w:r>
       <w:fldChar w:fldCharType="end"/>
@@ -2470,7 +2350,7 @@
 <w:hdr xmlns:wpc="http://schemas.microsoft.com/office/word/2010/wordprocessingCanvas" xmlns:cx="http://schemas.microsoft.com/office/drawing/2014/chartex" xmlns:cx1="http://schemas.microsoft.com/office/drawing/2015/9/8/chartex" xmlns:cx2="http://schemas.microsoft.com/office/drawing/2015/10/21/chartex" xmlns:cx3="http://schemas.microsoft.com/office/drawing/2016/5/9/chartex" xmlns:cx4="http://schemas.microsoft.com/office/drawing/2016/5/10/chartex" xmlns:cx5="http://schemas.microsoft.com/office/drawing/2016/5/11/chartex" xmlns:cx6="http://schemas.microsoft.com/office/drawing/2016/5/12/chartex" xmlns:cx7="http://schemas.microsoft.com/office/drawing/2016/5/13/chartex" xmlns:cx8="http://schemas.microsoft.com/office/drawing/2016/5/14/chartex" xmlns:mc="http://schemas.openxmlformats.org/markup-compatibility/2006" xmlns:aink="http://schemas.microsoft.com/office/drawing/2016/ink" xmlns:am3d="http://schemas.microsoft.com/office/drawing/2017/model3d" xmlns:o="urn:schemas-microsoft-com:office:office" xmlns:oel="http://schemas.microsoft.com/office/2019/extlst" xmlns:r="http://schemas.openxmlformats.org/officeDocument/2006/relationships" xmlns:m="http://schemas.openxmlformats.org/officeDocument/2006/math" xmlns:v="urn:schemas-microsoft-com:vml" xmlns:wp14="http://schemas.microsoft.com/office/word/2010/wordprocessingDrawing" xmlns:wp="http://schemas.openxmlformats.org/drawingml/2006/wordprocessingDrawing" xmlns:w10="urn:schemas-microsoft-com:office:word" xmlns:w="http://schemas.openxmlformats.org/wordprocessingml/2006/main" xmlns:w14="http://schemas.microsoft.com/office/word/2010/wordml" xmlns:w15="http://schemas.microsoft.com/office/word/2012/wordml" xmlns:w16cex="http://schemas.microsoft.com/office/word/2018/wordml/cex" xmlns:w16cid="http://schemas.microsoft.com/office/word/2016/wordml/cid" xmlns:w16="http://schemas.microsoft.com/office/word/2018/wordml" xmlns:w16du="http://schemas.microsoft.com/office/word/2023/wordml/word16du" xmlns:w16sdtdh="http://schemas.microsoft.com/office/word/2020/wordml/sdtdatahash" xmlns:w16sdtfl="http://schemas.microsoft.com/office/word/2024/wordml/sdtformatlock" xmlns:w16se="http://schemas.microsoft.com/office/word/2015/wordml/symex" xmlns:wpg="http://schemas.microsoft.com/office/word/2010/wordprocessingGroup" xmlns:wpi="http://schemas.microsoft.com/office/word/2010/wordprocessingInk" xmlns:wne="http://schemas.microsoft.com/office/word/2006/wordml" xmlns:wps="http://schemas.microsoft.com/office/word/2010/wordprocessingShape" mc:Ignorable="w14 w15 w16se w16cid w16 w16cex w16sdtdh w16sdtfl w16du wp14">
   <w:p>
     <w:pPr>
-      <w:pStyle w:val="Header"/>
+      <w:pStyle w:val="Encabezado"/>
     </w:pPr>
     <w:r>
       <w:rPr>
@@ -3907,11 +3787,11 @@
       <w:szCs w:val="22"/>
     </w:rPr>
   </w:style>
-  <w:style w:type="paragraph" w:styleId="Heading1">
+  <w:style w:type="paragraph" w:styleId="Ttulo1">
     <w:name w:val="heading 1"/>
     <w:basedOn w:val="Normal"/>
     <w:next w:val="Normal"/>
-    <w:link w:val="Heading1Char"/>
+    <w:link w:val="Ttulo1Car"/>
     <w:autoRedefine/>
     <w:uiPriority w:val="9"/>
     <w:unhideWhenUsed/>
@@ -3931,11 +3811,11 @@
       <w:szCs w:val="28"/>
     </w:rPr>
   </w:style>
-  <w:style w:type="paragraph" w:styleId="Heading2">
+  <w:style w:type="paragraph" w:styleId="Ttulo2">
     <w:name w:val="heading 2"/>
     <w:basedOn w:val="Normal"/>
     <w:next w:val="Normal"/>
-    <w:link w:val="Heading2Char"/>
+    <w:link w:val="Ttulo2Car"/>
     <w:autoRedefine/>
     <w:uiPriority w:val="9"/>
     <w:unhideWhenUsed/>
@@ -3955,13 +3835,13 @@
       <w:szCs w:val="26"/>
     </w:rPr>
   </w:style>
-  <w:style w:type="character" w:default="1" w:styleId="DefaultParagraphFont">
+  <w:style w:type="character" w:default="1" w:styleId="Fuentedeprrafopredeter">
     <w:name w:val="Default Paragraph Font"/>
     <w:uiPriority w:val="1"/>
     <w:semiHidden/>
     <w:unhideWhenUsed/>
   </w:style>
-  <w:style w:type="table" w:default="1" w:styleId="TableNormal">
+  <w:style w:type="table" w:default="1" w:styleId="Tablanormal">
     <w:name w:val="Normal Table"/>
     <w:uiPriority w:val="99"/>
     <w:semiHidden/>
@@ -3976,15 +3856,15 @@
       </w:tblCellMar>
     </w:tblPr>
   </w:style>
-  <w:style w:type="numbering" w:default="1" w:styleId="NoList">
+  <w:style w:type="numbering" w:default="1" w:styleId="Sinlista">
     <w:name w:val="No List"/>
     <w:uiPriority w:val="99"/>
     <w:semiHidden/>
     <w:unhideWhenUsed/>
   </w:style>
-  <w:style w:type="character" w:customStyle="1" w:styleId="Heading1Char">
-    <w:name w:val="Heading 1 Char"/>
-    <w:link w:val="Heading1"/>
+  <w:style w:type="character" w:customStyle="1" w:styleId="Ttulo1Car">
+    <w:name w:val="Título 1 Car"/>
+    <w:link w:val="Ttulo1"/>
     <w:uiPriority w:val="9"/>
     <w:rsid w:val="006007BB"/>
     <w:rPr>
@@ -3996,9 +3876,9 @@
       <w:szCs w:val="28"/>
     </w:rPr>
   </w:style>
-  <w:style w:type="character" w:customStyle="1" w:styleId="Heading2Char">
-    <w:name w:val="Heading 2 Char"/>
-    <w:link w:val="Heading2"/>
+  <w:style w:type="character" w:customStyle="1" w:styleId="Ttulo2Car">
+    <w:name w:val="Título 2 Car"/>
+    <w:link w:val="Ttulo2"/>
     <w:uiPriority w:val="9"/>
     <w:rsid w:val="006007BB"/>
     <w:rPr>
@@ -4099,10 +3979,10 @@
       <w:b/>
     </w:rPr>
   </w:style>
-  <w:style w:type="paragraph" w:styleId="Header">
+  <w:style w:type="paragraph" w:styleId="Encabezado">
     <w:name w:val="header"/>
     <w:basedOn w:val="Normal"/>
-    <w:link w:val="HeaderChar"/>
+    <w:link w:val="EncabezadoCar"/>
     <w:uiPriority w:val="99"/>
     <w:unhideWhenUsed/>
     <w:rsid w:val="0090659A"/>
@@ -4114,17 +3994,17 @@
       <w:spacing w:after="0" w:line="240" w:lineRule="auto"/>
     </w:pPr>
   </w:style>
-  <w:style w:type="character" w:customStyle="1" w:styleId="HeaderChar">
-    <w:name w:val="Header Char"/>
-    <w:basedOn w:val="DefaultParagraphFont"/>
-    <w:link w:val="Header"/>
+  <w:style w:type="character" w:customStyle="1" w:styleId="EncabezadoCar">
+    <w:name w:val="Encabezado Car"/>
+    <w:basedOn w:val="Fuentedeprrafopredeter"/>
+    <w:link w:val="Encabezado"/>
     <w:uiPriority w:val="99"/>
     <w:rsid w:val="0090659A"/>
   </w:style>
-  <w:style w:type="paragraph" w:styleId="Footer">
+  <w:style w:type="paragraph" w:styleId="Piedepgina">
     <w:name w:val="footer"/>
     <w:basedOn w:val="Normal"/>
-    <w:link w:val="FooterChar"/>
+    <w:link w:val="PiedepginaCar"/>
     <w:autoRedefine/>
     <w:uiPriority w:val="99"/>
     <w:unhideWhenUsed/>
@@ -4139,9 +4019,9 @@
       <w:sz w:val="16"/>
     </w:rPr>
   </w:style>
-  <w:style w:type="character" w:customStyle="1" w:styleId="FooterChar">
-    <w:name w:val="Footer Char"/>
-    <w:link w:val="Footer"/>
+  <w:style w:type="character" w:customStyle="1" w:styleId="PiedepginaCar">
+    <w:name w:val="Pie de página Car"/>
+    <w:link w:val="Piedepgina"/>
     <w:uiPriority w:val="99"/>
     <w:rsid w:val="00163164"/>
     <w:rPr>
@@ -4149,10 +4029,10 @@
       <w:szCs w:val="22"/>
     </w:rPr>
   </w:style>
-  <w:style w:type="paragraph" w:styleId="BalloonText">
+  <w:style w:type="paragraph" w:styleId="Textodeglobo">
     <w:name w:val="Balloon Text"/>
     <w:basedOn w:val="Normal"/>
-    <w:link w:val="BalloonTextChar"/>
+    <w:link w:val="TextodegloboCar"/>
     <w:uiPriority w:val="99"/>
     <w:semiHidden/>
     <w:unhideWhenUsed/>
@@ -4166,9 +4046,9 @@
       <w:szCs w:val="16"/>
     </w:rPr>
   </w:style>
-  <w:style w:type="character" w:customStyle="1" w:styleId="BalloonTextChar">
-    <w:name w:val="Balloon Text Char"/>
-    <w:link w:val="BalloonText"/>
+  <w:style w:type="character" w:customStyle="1" w:styleId="TextodegloboCar">
+    <w:name w:val="Texto de globo Car"/>
+    <w:link w:val="Textodeglobo"/>
     <w:uiPriority w:val="99"/>
     <w:semiHidden/>
     <w:rsid w:val="0090659A"/>
@@ -4210,9 +4090,9 @@
     <w:link w:val="TableText"/>
     <w:rsid w:val="00097163"/>
   </w:style>
-  <w:style w:type="table" w:styleId="TableGrid">
+  <w:style w:type="table" w:styleId="Tablaconcuadrcula">
     <w:name w:val="Table Grid"/>
-    <w:basedOn w:val="TableNormal"/>
+    <w:basedOn w:val="Tablanormal"/>
     <w:uiPriority w:val="59"/>
     <w:rsid w:val="005D354A"/>
     <w:tblPr>
@@ -4282,7 +4162,7 @@
   </w:style>
   <w:style w:type="paragraph" w:customStyle="1" w:styleId="PartHead">
     <w:name w:val="Part Head"/>
-    <w:basedOn w:val="ListParagraph"/>
+    <w:basedOn w:val="Prrafodelista"/>
     <w:next w:val="BodyTextL25"/>
     <w:qFormat/>
     <w:rsid w:val="002C475E"/>
@@ -4386,10 +4266,10 @@
       <w:jc w:val="center"/>
     </w:pPr>
   </w:style>
-  <w:style w:type="paragraph" w:styleId="DocumentMap">
+  <w:style w:type="paragraph" w:styleId="Mapadeldocumento">
     <w:name w:val="Document Map"/>
     <w:basedOn w:val="Normal"/>
-    <w:link w:val="DocumentMapChar"/>
+    <w:link w:val="MapadeldocumentoCar"/>
     <w:uiPriority w:val="99"/>
     <w:semiHidden/>
     <w:unhideWhenUsed/>
@@ -4403,9 +4283,9 @@
       <w:szCs w:val="16"/>
     </w:rPr>
   </w:style>
-  <w:style w:type="character" w:customStyle="1" w:styleId="DocumentMapChar">
-    <w:name w:val="Document Map Char"/>
-    <w:link w:val="DocumentMap"/>
+  <w:style w:type="character" w:customStyle="1" w:styleId="MapadeldocumentoCar">
+    <w:name w:val="Mapa del documento Car"/>
+    <w:link w:val="Mapadeldocumento"/>
     <w:uiPriority w:val="99"/>
     <w:semiHidden/>
     <w:rsid w:val="00AB758A"/>
@@ -4464,7 +4344,7 @@
   </w:style>
   <w:style w:type="table" w:customStyle="1" w:styleId="LightList-Accent11">
     <w:name w:val="Light List - Accent 11"/>
-    <w:basedOn w:val="TableNormal"/>
+    <w:basedOn w:val="Tablanormal"/>
     <w:uiPriority w:val="61"/>
     <w:rsid w:val="00915986"/>
     <w:tblPr>
@@ -4546,7 +4426,7 @@
   </w:style>
   <w:style w:type="table" w:customStyle="1" w:styleId="LabTableStyle">
     <w:name w:val="Lab_Table_Style"/>
-    <w:basedOn w:val="TableNormal"/>
+    <w:basedOn w:val="Tablanormal"/>
     <w:uiPriority w:val="99"/>
     <w:qFormat/>
     <w:rsid w:val="00E87D62"/>
@@ -4616,7 +4496,7 @@
   </w:style>
   <w:style w:type="numbering" w:customStyle="1" w:styleId="BulletList">
     <w:name w:val="Bullet_List"/>
-    <w:basedOn w:val="NoList"/>
+    <w:basedOn w:val="Sinlista"/>
     <w:uiPriority w:val="99"/>
     <w:rsid w:val="00AC507D"/>
     <w:pPr>
@@ -4627,7 +4507,7 @@
   </w:style>
   <w:style w:type="numbering" w:customStyle="1" w:styleId="PartStepSubStepList">
     <w:name w:val="Part_Step_SubStep_List"/>
-    <w:basedOn w:val="NoList"/>
+    <w:basedOn w:val="Sinlista"/>
     <w:uiPriority w:val="99"/>
     <w:rsid w:val="002C475E"/>
     <w:pPr>
@@ -4655,7 +4535,7 @@
       <w:color w:val="FF0000"/>
     </w:rPr>
   </w:style>
-  <w:style w:type="paragraph" w:styleId="ListParagraph">
+  <w:style w:type="paragraph" w:styleId="Prrafodelista">
     <w:name w:val="List Paragraph"/>
     <w:basedOn w:val="Normal"/>
     <w:uiPriority w:val="34"/>
@@ -4675,10 +4555,10 @@
       <w:b/>
     </w:rPr>
   </w:style>
-  <w:style w:type="paragraph" w:styleId="HTMLPreformatted">
+  <w:style w:type="paragraph" w:styleId="HTMLconformatoprevio">
     <w:name w:val="HTML Preformatted"/>
     <w:basedOn w:val="Normal"/>
-    <w:link w:val="HTMLPreformattedChar"/>
+    <w:link w:val="HTMLconformatoprevioCar"/>
     <w:uiPriority w:val="99"/>
     <w:semiHidden/>
     <w:unhideWhenUsed/>
@@ -4710,9 +4590,9 @@
       <w:szCs w:val="20"/>
     </w:rPr>
   </w:style>
-  <w:style w:type="character" w:customStyle="1" w:styleId="HTMLPreformattedChar">
-    <w:name w:val="HTML Preformatted Char"/>
-    <w:link w:val="HTMLPreformatted"/>
+  <w:style w:type="character" w:customStyle="1" w:styleId="HTMLconformatoprevioCar">
+    <w:name w:val="HTML con formato previo Car"/>
+    <w:link w:val="HTMLconformatoprevio"/>
     <w:uiPriority w:val="99"/>
     <w:semiHidden/>
     <w:rsid w:val="00C6495E"/>
@@ -4720,7 +4600,7 @@
       <w:rFonts w:ascii="Courier New" w:eastAsia="Times New Roman" w:hAnsi="Courier New" w:cs="Courier New"/>
     </w:rPr>
   </w:style>
-  <w:style w:type="character" w:styleId="CommentReference">
+  <w:style w:type="character" w:styleId="Refdecomentario">
     <w:name w:val="annotation reference"/>
     <w:uiPriority w:val="99"/>
     <w:semiHidden/>
@@ -4731,10 +4611,10 @@
       <w:szCs w:val="16"/>
     </w:rPr>
   </w:style>
-  <w:style w:type="paragraph" w:styleId="CommentText">
+  <w:style w:type="paragraph" w:styleId="Textocomentario">
     <w:name w:val="annotation text"/>
     <w:basedOn w:val="Normal"/>
-    <w:link w:val="CommentTextChar"/>
+    <w:link w:val="TextocomentarioCar"/>
     <w:uiPriority w:val="99"/>
     <w:semiHidden/>
     <w:unhideWhenUsed/>
@@ -4744,19 +4624,19 @@
       <w:szCs w:val="20"/>
     </w:rPr>
   </w:style>
-  <w:style w:type="character" w:customStyle="1" w:styleId="CommentTextChar">
-    <w:name w:val="Comment Text Char"/>
-    <w:basedOn w:val="DefaultParagraphFont"/>
-    <w:link w:val="CommentText"/>
+  <w:style w:type="character" w:customStyle="1" w:styleId="TextocomentarioCar">
+    <w:name w:val="Texto comentario Car"/>
+    <w:basedOn w:val="Fuentedeprrafopredeter"/>
+    <w:link w:val="Textocomentario"/>
     <w:uiPriority w:val="99"/>
     <w:semiHidden/>
     <w:rsid w:val="000B2344"/>
   </w:style>
-  <w:style w:type="paragraph" w:styleId="CommentSubject">
+  <w:style w:type="paragraph" w:styleId="Asuntodelcomentario">
     <w:name w:val="annotation subject"/>
-    <w:basedOn w:val="CommentText"/>
-    <w:next w:val="CommentText"/>
-    <w:link w:val="CommentSubjectChar"/>
+    <w:basedOn w:val="Textocomentario"/>
+    <w:next w:val="Textocomentario"/>
+    <w:link w:val="AsuntodelcomentarioCar"/>
     <w:uiPriority w:val="99"/>
     <w:semiHidden/>
     <w:unhideWhenUsed/>
@@ -4766,9 +4646,9 @@
       <w:bCs/>
     </w:rPr>
   </w:style>
-  <w:style w:type="character" w:customStyle="1" w:styleId="CommentSubjectChar">
-    <w:name w:val="Comment Subject Char"/>
-    <w:link w:val="CommentSubject"/>
+  <w:style w:type="character" w:customStyle="1" w:styleId="AsuntodelcomentarioCar">
+    <w:name w:val="Asunto del comentario Car"/>
+    <w:link w:val="Asuntodelcomentario"/>
     <w:uiPriority w:val="99"/>
     <w:semiHidden/>
     <w:rsid w:val="000B2344"/>
@@ -4791,7 +4671,7 @@
   </w:style>
   <w:style w:type="numbering" w:customStyle="1" w:styleId="SectionList">
     <w:name w:val="Section_List"/>
-    <w:basedOn w:val="NoList"/>
+    <w:basedOn w:val="Sinlista"/>
     <w:uiPriority w:val="99"/>
     <w:rsid w:val="00596998"/>
     <w:pPr>
@@ -4800,7 +4680,7 @@
       </w:numPr>
     </w:pPr>
   </w:style>
-  <w:style w:type="paragraph" w:styleId="Index2">
+  <w:style w:type="paragraph" w:styleId="ndice2">
     <w:name w:val="index 2"/>
     <w:basedOn w:val="Normal"/>
     <w:next w:val="Normal"/>
@@ -4833,7 +4713,7 @@
       <w:szCs w:val="24"/>
     </w:rPr>
   </w:style>
-  <w:style w:type="paragraph" w:styleId="Revision">
+  <w:style w:type="paragraph" w:styleId="Revisin">
     <w:name w:val="Revision"/>
     <w:hidden/>
     <w:uiPriority w:val="99"/>
